--- a/ky/wisdom-stories/compassion.docx
+++ b/ky/wisdom-stories/compassion.docx
@@ -57,7 +57,7 @@
           <w:sz w:val="22"/>
           <w:lang w:val="ky-KG"/>
         </w:rPr>
-        <w:t>— Жакшысызбы, бир нерсе керекпи? — деп сурадым.</w:t>
+        <w:t>— Жакшысызбы, жардам керекпи? — деп сурадым.</w:t>
       </w:r>
     </w:p>
     <w:p>
@@ -111,7 +111,7 @@
           <w:sz w:val="22"/>
           <w:lang w:val="ky-KG"/>
         </w:rPr>
-        <w:t>Жыгылып кетпесин деп колтугунан сүйөп, такси токтоочу жерге жеткирдим. Такси күтүп калдык. Кечке маал токтогон кар кайра жаай баштады; акырындап муз тоңгон жолдордо жарышып чуркаган жолбун иттерден башка тирүүлүктүн белгиси калбаптыр.</w:t>
+        <w:t>Жыгылып кетпесин деп белинен кармап, такси токтоочу жерге жеткирдим. Такси күтүп калдык. Кечке маал токтогон кар кайра жаай баштады; акырындап муз тоңгон жолдордо жарышып чуркаган жолбун иттерден башка тирүүлүктүн белгиси калбаптыр.</w:t>
       </w:r>
     </w:p>
     <w:p>
@@ -147,7 +147,7 @@
           <w:sz w:val="22"/>
           <w:lang w:val="ky-KG"/>
         </w:rPr>
-        <w:t>Оорулууну арткы орундукка отургузуп, ооруканага жөнөдүк. Дарыгерлерге ыраазымын: дароо керектүү жардамдын баарын көрсөтүп, дары-дармек беришти; биз болсо анын керебетинин жанында күтүп турдук.</w:t>
+        <w:t>Оорулууну арткы орундукка отургузуп, ооруканага жөнөдүк. Дарыгерлерге ыраазымын: дароо керектүү жардамдын баарын көрсөтүп, керектүү дарылоону жасашты; биз болсо анын керебетинин жанында күтүп турдук.</w:t>
       </w:r>
     </w:p>
     <w:p>
@@ -165,7 +165,7 @@
           <w:sz w:val="22"/>
           <w:lang w:val="ky-KG"/>
         </w:rPr>
-        <w:t>Нөөмөтчү дарыгер оорулууну жок дегенде үшүп өлүүдөн сактап калганыбызды айтты. Жигит али сүйлөй албагандыктан, бизди карап гана жылмайып жатты. Айдоочу да жанымда эле... Бир аздан кийин бейтап эсине келди. Аны кайра унаага отургузуп, үйүнө жеткирдик.</w:t>
+        <w:t>Нөөмөтчү дарыгер оорулууну жок дегенде үшүп калуудан сактап калганыбызды айтты. Жигит али сүйлөй албагандыктан, бизди карап гана жылмайып жатты. Айдоочу да жанымда эле... Бир аздан кийин бейтап эсине келди. Аны кайра унаага отургузуп, үйүнө жеткирдик.</w:t>
       </w:r>
     </w:p>
     <w:p>
@@ -255,7 +255,7 @@
           <w:sz w:val="22"/>
           <w:lang w:val="ky-KG"/>
         </w:rPr>
-        <w:t xml:space="preserve">— Сен карыз эмессиң, тескерисинче, мен сага карызмын, досум! — деди. — Сен мени ушундай жакшылыкка шерик кылдың. Балким, жыйырма жылдан бери </w:t>
+        <w:t>— Сен карыз эмессиң, тескерисинче, мен сага карызмын, досум! — деди. — Сен мени ушундай жакшылыкка шерик кылдың. Балким, жыйырма жылдан бери ыйлабаган адамга ушул сонун сезимди тартууладың.</w:t>
       </w:r>
       <w:r>
         <w:rPr>
@@ -264,7 +264,6 @@
           <w:sz w:val="22"/>
           <w:lang w:val="ky-KG"/>
         </w:rPr>
-        <w:t>ыйлоонун эмне экенин унуткан адамга ушул сонун сезимди кайра тартуулаганың үчүн мен сага карыздармын.</w:t>
       </w:r>
     </w:p>
     <w:p>
@@ -318,7 +317,7 @@
           <w:sz w:val="22"/>
           <w:lang w:val="ky-KG"/>
         </w:rPr>
-        <w:t>Сабак: Боорукердик — бирөөнүн кайгысына кошо кайгыруу менен эле чектелбейт. Чыныгы боорукерлик анын көз жашын аарчып, кол кабыш кылуудан көрүнөт.</w:t>
+        <w:t>Сабак: Адамгерчилик боорукердиктин үстүнө курулат. Боорукердик — ыйлаган менен кошо ыйлоо эмес, көз жашын токтотуунун жолун табуу.</w:t>
       </w:r>
     </w:p>
     <w:p>
@@ -337,7 +336,7 @@
           <w:sz w:val="18"/>
           <w:lang w:val="ky-KG"/>
         </w:rPr>
-        <w:t>Окуя ачык интернет булактарынан алынды.</w:t>
+        <w:t>Аңгемелер ачык интернет булактарынан алынган, иллюстрациялар болсо ЖИ менен түзүлгөн.</w:t>
       </w:r>
     </w:p>
     <w:sectPr>

--- a/ky/wisdom-stories/compassion.docx
+++ b/ky/wisdom-stories/compassion.docx
@@ -3,342 +3,152 @@
 <w:document xmlns:wpc="http://schemas.microsoft.com/office/word/2010/wordprocessingCanvas" xmlns:cx="http://schemas.microsoft.com/office/drawing/2014/chartex" xmlns:cx1="http://schemas.microsoft.com/office/drawing/2015/9/8/chartex" xmlns:cx2="http://schemas.microsoft.com/office/drawing/2015/10/21/chartex" xmlns:cx3="http://schemas.microsoft.com/office/drawing/2016/5/9/chartex" xmlns:cx4="http://schemas.microsoft.com/office/drawing/2016/5/10/chartex" xmlns:cx5="http://schemas.microsoft.com/office/drawing/2016/5/11/chartex" xmlns:cx6="http://schemas.microsoft.com/office/drawing/2016/5/12/chartex" xmlns:cx7="http://schemas.microsoft.com/office/drawing/2016/5/13/chartex" xmlns:cx8="http://schemas.microsoft.com/office/drawing/2016/5/14/chartex" xmlns:mc="http://schemas.openxmlformats.org/markup-compatibility/2006" xmlns:aink="http://schemas.microsoft.com/office/drawing/2016/ink" xmlns:am3d="http://schemas.microsoft.com/office/drawing/2017/model3d" xmlns:o="urn:schemas-microsoft-com:office:office" xmlns:oel="http://schemas.microsoft.com/office/2019/extlst" xmlns:r="http://schemas.openxmlformats.org/officeDocument/2006/relationships" xmlns:m="http://schemas.openxmlformats.org/officeDocument/2006/math" xmlns:v="urn:schemas-microsoft-com:vml" xmlns:wp14="http://schemas.microsoft.com/office/word/2010/wordprocessingDrawing" xmlns:wp="http://schemas.openxmlformats.org/drawingml/2006/wordprocessingDrawing" xmlns:w10="urn:schemas-microsoft-com:office:word" xmlns:w="http://schemas.openxmlformats.org/wordprocessingml/2006/main" xmlns:w14="http://schemas.microsoft.com/office/word/2010/wordml" xmlns:w15="http://schemas.microsoft.com/office/word/2012/wordml" xmlns:w16cex="http://schemas.microsoft.com/office/word/2018/wordml/cex" xmlns:w16cid="http://schemas.microsoft.com/office/word/2016/wordml/cid" xmlns:w16="http://schemas.microsoft.com/office/word/2018/wordml" xmlns:w16du="http://schemas.microsoft.com/office/word/2023/wordml/word16du" xmlns:w16sdtdh="http://schemas.microsoft.com/office/word/2020/wordml/sdtdatahash" xmlns:w16sdtfl="http://schemas.microsoft.com/office/word/2024/wordml/sdtformatlock" xmlns:w16se="http://schemas.microsoft.com/office/word/2015/wordml/symex" xmlns:wpg="http://schemas.microsoft.com/office/word/2010/wordprocessingGroup" xmlns:wpi="http://schemas.microsoft.com/office/word/2010/wordprocessingInk" xmlns:wne="http://schemas.microsoft.com/office/word/2006/wordml" xmlns:wps="http://schemas.microsoft.com/office/word/2010/wordprocessingShape" mc:Ignorable="w14 w15 w16se w16cid w16 w16cex w16sdtdh w16sdtfl w16du wp14">
   <w:body>
     <w:p>
-      <w:pPr>
-        <w:pStyle w:val="Title"/>
-        <w:keepNext/>
-        <w:keepLines w:val="0"/>
-        <w:pageBreakBefore w:val="0"/>
-        <w:widowControl/>
-        <w:spacing w:line="269" w:lineRule="auto" w:after="180" w:before="0"/>
-      </w:pPr>
-      <w:bookmarkStart w:id="10025" w:name="Story_26"/>
       <w:r>
         <w:rPr>
-          <w:rFonts w:ascii="Arial" w:hAnsi="Arial"/>
           <w:b/>
-          <w:color w:val="000000"/>
-          <w:sz w:val="34"/>
-          <w:lang w:val="ky-KG"/>
+          <w:bCs/>
         </w:rPr>
         <w:t>Боорукердик</w:t>
       </w:r>
-      <w:bookmarkEnd w:id="10025"/>
-    </w:p>
-    <w:p>
-      <w:pPr>
-        <w:keepNext w:val="0"/>
-        <w:keepLines w:val="0"/>
-        <w:pageBreakBefore w:val="0"/>
-        <w:widowControl/>
-        <w:spacing w:line="269" w:lineRule="auto" w:after="120" w:before="0"/>
-      </w:pPr>
+    </w:p>
+    <w:p>
+      <w:r>
+        <w:t>Кыштын суук түнүндө жумуштан үйгө кайтып бараткам. Бир аз алдыда бутуна араң турган кишини көрдүм. Ал теңселип, жыгылып калбаш үчүн жол боюндагы мамыны кармап алыптыр.</w:t>
+      </w:r>
+    </w:p>
+    <w:p>
+      <w:r>
+        <w:t>Отуздар чамасындагы, тыкан кийинген киши экен. Өтүп бараткандардын айрымдары аны мас деп ойлоп, ичкиликтин зыяны тууралуу үнүн бийик чыгарып сүйлөп жатышты. Башкалары шылдыңдап күлүштү. Бирок эч ким токтоп, эмне болгонун сураган жок.</w:t>
+      </w:r>
+    </w:p>
+    <w:p>
+      <w:r>
+        <w:t>Жанына бардым:</w:t>
+      </w:r>
+    </w:p>
+    <w:p>
+      <w:r>
+        <w:t>— Абалыңыз кандай? Жардам керекпи?</w:t>
+      </w:r>
+    </w:p>
+    <w:p>
+      <w:r>
+        <w:t>Эриндери араң кыймылдады:</w:t>
+      </w:r>
+    </w:p>
+    <w:p>
+      <w:r>
+        <w:t>— Ооруп жатам…</w:t>
+      </w:r>
+    </w:p>
+    <w:p>
+      <w:r>
+        <w:t>Жыгылып кетпесин деп белинен сүйөп, акырын жакын жердеги такси токтоочу жайга жеткирдым.</w:t>
+      </w:r>
+    </w:p>
+    <w:p>
+      <w:r>
+        <w:t>Кайрадан кар жаай баштаган. Көчө ээн тартып, суук сөөктөн өтүп баратты. Такси табуудан үмүтүм үзүлөйүн дегенде, жаныбызга бир машина келип токтоду.</w:t>
+      </w:r>
+    </w:p>
+    <w:p>
+      <w:r>
+        <w:t>Айдоочуга жагдайды түшүндүрдүм. Экөөбүз кишини арткы орундукка отургузуп, ооруканага жөнөдүк.</w:t>
+      </w:r>
+    </w:p>
+    <w:p>
+      <w:r>
+        <w:t>Дарыгерлер дароо жардам көрсөтө башташты. Биз күтүп калдык. Айдоочу да кетип калган жок.</w:t>
+      </w:r>
+    </w:p>
+    <w:p>
+      <w:r>
+        <w:t>Бир аздан кийин нөөмөттөгү дарыгер:</w:t>
+      </w:r>
+    </w:p>
+    <w:p>
+      <w:r>
+        <w:t>— Аны көчөдө калтырбай алып келгениңер жакшы болуптур. Мындай суукта өмүрүнө коркунуч туулмак, — деди.</w:t>
+      </w:r>
+    </w:p>
+    <w:p>
+      <w:r>
+        <w:t>Киши өзүнө келе баштаганда бизди карап, алсыз жылмайып жатты. Сүйлөгөнгө али алы жетпесе да, көз карашы көп нерсени айтып турду.</w:t>
+      </w:r>
+    </w:p>
+    <w:p>
+      <w:r>
+        <w:t>Дарыгерлер үйүнө кетүүгө уруксат бергенде, аны кайра баягы таксиге отургуздук.</w:t>
+      </w:r>
+    </w:p>
+    <w:p>
+      <w:r>
+        <w:t>Үйүнө жакындаганда көчөдө турган аялы менен уулун көрдүк. Күйөөсүнүн кант диабети бар экенин билген аялы анын кечиккенине тынчсызданып, баласы менен сыртка чыгып күтүп турган экен.</w:t>
+      </w:r>
+    </w:p>
+    <w:p>
+      <w:r>
+        <w:t>Машина токтоору менен экөө бизди көздөй чуркашты. Киши машинадан түшкөндө аялы менен уулу аны бекем кучакташты. Алар бир топко чейин бири-бирин коё бербей турушту.</w:t>
+      </w:r>
+    </w:p>
+    <w:p>
+      <w:r>
+        <w:lastRenderedPageBreak/>
+        <w:t>Ошол замат бир нече сааттан берки чарчообуз унутулду. Үй-бүлөнүн кубанычын көрүп, биздин да көзүбүзгө жаш толду.</w:t>
+      </w:r>
+    </w:p>
+    <w:p>
+      <w:r>
+        <w:t>Алар менен коштошкондон кийин айдоочудан сурадым:</w:t>
+      </w:r>
+    </w:p>
+    <w:p>
+      <w:r>
+        <w:t>— Канча төлөйм?</w:t>
+      </w:r>
+    </w:p>
+    <w:p>
+      <w:r>
+        <w:t>Ал башын чайкады:</w:t>
+      </w:r>
+    </w:p>
+    <w:p>
+      <w:r>
+        <w:t>— Сен мага карыз эмессиң, досум. Мен сага карызмын. Мени ушул жакшылыкка орток кылдың. Балким, жыйырма жылдан бери ыйлай элек болчумун… Бүгүн ошол сезимди кайра сездим.</w:t>
+      </w:r>
+    </w:p>
+    <w:p>
+      <w:r>
+        <w:t>Аны кучактадым. Коштошкондо түндүн суугу мурдагыдай сезилбей калды. Үйгө жөө баргым келди.</w:t>
+      </w:r>
+    </w:p>
+    <w:p>
+      <w:r>
+        <w:t>Ким билет, балким, жолдон жардамыма муктаж дагы бир адамга жолугаттырмын.</w:t>
+      </w:r>
+    </w:p>
+    <w:p>
       <w:r>
         <w:rPr>
-          <w:rFonts w:ascii="Arial" w:hAnsi="Arial"/>
-          <w:color w:val="000000"/>
-          <w:sz w:val="22"/>
-          <w:lang w:val="ky-KG"/>
+          <w:b/>
+          <w:bCs/>
         </w:rPr>
-        <w:t>Кыштын суук түнү эле. Жумуштан үйгө кайтып бараткам. Алдымда мас адамдай көрүнгөн бирөө бар эле. Оңго-солго теңселип, алсырап, жанындагы мамыга жармашып алыптыр. Жанына бардым. Жашы отуздан ашса керек. Абдан таза, тыкан кийинген экен. Өтүп бараткандардын айрымдары ичимдиктин зыяны жөнүндө үнүн бийик чыгарып сүйлөп, башкалары шылдыңдап күлүп жатышты.</w:t>
-      </w:r>
-    </w:p>
-    <w:p>
-      <w:pPr>
-        <w:keepNext w:val="0"/>
-        <w:keepLines w:val="0"/>
-        <w:pageBreakBefore w:val="0"/>
-        <w:widowControl/>
-        <w:spacing w:line="269" w:lineRule="auto" w:after="120" w:before="0"/>
-      </w:pPr>
+        <w:t>Сабак:</w:t>
+      </w:r>
+      <w:r>
+        <w:t xml:space="preserve"> Боорукерлик бирөөгө боор ооруп коюу менен бүтпөйт. Ал токтоп, ал-жайын сурап, жардам колун сунуудан башталат. Кээде адамды айыптагандын ордуна жанына баруу бүтүндөй бир үй-бүлөнүн жашоосун өзгөртөт.</w:t>
+      </w:r>
+    </w:p>
+    <w:p>
       <w:r>
         <w:rPr>
-          <w:rFonts w:ascii="Arial" w:hAnsi="Arial"/>
-          <w:color w:val="000000"/>
-          <w:sz w:val="22"/>
-          <w:lang w:val="ky-KG"/>
+          <w:i/>
+          <w:iCs/>
         </w:rPr>
-        <w:t>— Жакшысызбы, жардам керекпи? — деп сурадым.</w:t>
-      </w:r>
-    </w:p>
-    <w:p>
-      <w:pPr>
-        <w:keepNext w:val="0"/>
-        <w:keepLines w:val="0"/>
-        <w:pageBreakBefore w:val="0"/>
-        <w:widowControl/>
-        <w:spacing w:line="269" w:lineRule="auto" w:after="120" w:before="0"/>
-      </w:pPr>
-      <w:r>
-        <w:rPr>
-          <w:rFonts w:ascii="Arial" w:hAnsi="Arial"/>
-          <w:color w:val="000000"/>
-          <w:sz w:val="22"/>
-          <w:lang w:val="ky-KG"/>
-        </w:rPr>
-        <w:t>Ал онтогондой үн чыгарып:</w:t>
-      </w:r>
-    </w:p>
-    <w:p>
-      <w:pPr>
-        <w:keepNext w:val="0"/>
-        <w:keepLines w:val="0"/>
-        <w:pageBreakBefore w:val="0"/>
-        <w:widowControl/>
-        <w:spacing w:line="269" w:lineRule="auto" w:after="120" w:before="0"/>
-      </w:pPr>
-      <w:r>
-        <w:rPr>
-          <w:rFonts w:ascii="Arial" w:hAnsi="Arial"/>
-          <w:color w:val="000000"/>
-          <w:sz w:val="22"/>
-          <w:lang w:val="ky-KG"/>
-        </w:rPr>
-        <w:t>— Ооруп жатам!… — деди.</w:t>
-      </w:r>
-    </w:p>
-    <w:p>
-      <w:pPr>
-        <w:keepNext w:val="0"/>
-        <w:keepLines w:val="0"/>
-        <w:pageBreakBefore w:val="0"/>
-        <w:widowControl/>
-        <w:spacing w:line="269" w:lineRule="auto" w:after="120" w:before="0"/>
-      </w:pPr>
-      <w:r>
-        <w:rPr>
-          <w:rFonts w:ascii="Arial" w:hAnsi="Arial"/>
-          <w:color w:val="000000"/>
-          <w:sz w:val="22"/>
-          <w:lang w:val="ky-KG"/>
-        </w:rPr>
-        <w:t>Жыгылып кетпесин деп белинен кармап, такси токтоочу жерге жеткирдим. Такси күтүп калдык. Кечке маал токтогон кар кайра жаай баштады; акырындап муз тоңгон жолдордо жарышып чуркаган жолбун иттерден башка тирүүлүктүн белгиси калбаптыр.</w:t>
-      </w:r>
-    </w:p>
-    <w:p>
-      <w:pPr>
-        <w:keepNext w:val="0"/>
-        <w:keepLines w:val="0"/>
-        <w:pageBreakBefore w:val="0"/>
-        <w:widowControl/>
-        <w:spacing w:line="269" w:lineRule="auto" w:after="120" w:before="0"/>
-      </w:pPr>
-      <w:r>
-        <w:rPr>
-          <w:rFonts w:ascii="Arial" w:hAnsi="Arial"/>
-          <w:color w:val="000000"/>
-          <w:sz w:val="22"/>
-          <w:lang w:val="ky-KG"/>
-        </w:rPr>
-        <w:t>Такси табуудан үмүтүм үзүлүп баратканда, жаныбызга бир такси токтоду. Айдоочуга жагдайды түшүндүрүп, шашып жатканыбызды айттым.</w:t>
-      </w:r>
-    </w:p>
-    <w:p>
-      <w:pPr>
-        <w:keepNext w:val="0"/>
-        <w:keepLines w:val="0"/>
-        <w:pageBreakBefore w:val="0"/>
-        <w:widowControl/>
-        <w:spacing w:line="269" w:lineRule="auto" w:after="120" w:before="0"/>
-      </w:pPr>
-      <w:r>
-        <w:rPr>
-          <w:rFonts w:ascii="Arial" w:hAnsi="Arial"/>
-          <w:color w:val="000000"/>
-          <w:sz w:val="22"/>
-          <w:lang w:val="ky-KG"/>
-        </w:rPr>
-        <w:t>Оорулууну арткы орундукка отургузуп, ооруканага жөнөдүк. Дарыгерлерге ыраазымын: дароо керектүү жардамдын баарын көрсөтүп, керектүү дарылоону жасашты; биз болсо анын керебетинин жанында күтүп турдук.</w:t>
-      </w:r>
-    </w:p>
-    <w:p>
-      <w:pPr>
-        <w:keepNext w:val="0"/>
-        <w:keepLines w:val="0"/>
-        <w:pageBreakBefore w:val="0"/>
-        <w:widowControl/>
-        <w:spacing w:line="269" w:lineRule="auto" w:after="120" w:before="0"/>
-      </w:pPr>
-      <w:r>
-        <w:rPr>
-          <w:rFonts w:ascii="Arial" w:hAnsi="Arial"/>
-          <w:color w:val="000000"/>
-          <w:sz w:val="22"/>
-          <w:lang w:val="ky-KG"/>
-        </w:rPr>
-        <w:t>Нөөмөтчү дарыгер оорулууну жок дегенде үшүп калуудан сактап калганыбызды айтты. Жигит али сүйлөй албагандыктан, бизди карап гана жылмайып жатты. Айдоочу да жанымда эле... Бир аздан кийин бейтап эсине келди. Аны кайра унаага отургузуп, үйүнө жеткирдик.</w:t>
-      </w:r>
-    </w:p>
-    <w:p>
-      <w:pPr>
-        <w:keepNext w:val="0"/>
-        <w:keepLines w:val="0"/>
-        <w:pageBreakBefore w:val="0"/>
-        <w:widowControl/>
-        <w:spacing w:line="269" w:lineRule="auto" w:after="120" w:before="0"/>
-      </w:pPr>
-      <w:r>
-        <w:rPr>
-          <w:rFonts w:ascii="Arial" w:hAnsi="Arial"/>
-          <w:color w:val="000000"/>
-          <w:sz w:val="22"/>
-          <w:lang w:val="ky-KG"/>
-        </w:rPr>
-        <w:t>Жубайы анын диабеттик комага бат-бат түшүп каларын билгендиктен, уулу менен кошо катуу чочулап көчөгө чыгыптыр. Бизди көргөндө толкундана чуркап келишти. Үй-бүлө мүчөлөрү бири-бирин бекем кучактап, көздөрү кубанычка толду.</w:t>
-      </w:r>
-    </w:p>
-    <w:p>
-      <w:pPr>
-        <w:keepNext w:val="0"/>
-        <w:keepLines w:val="0"/>
-        <w:pageBreakBefore w:val="0"/>
-        <w:widowControl/>
-        <w:spacing w:line="269" w:lineRule="auto" w:after="120" w:before="0"/>
-      </w:pPr>
-      <w:r>
-        <w:rPr>
-          <w:rFonts w:ascii="Arial" w:hAnsi="Arial"/>
-          <w:color w:val="000000"/>
-          <w:sz w:val="22"/>
-          <w:lang w:val="ky-KG"/>
-        </w:rPr>
-        <w:t>Бир нече саатка созулган чарчообуздан из да калган жок; бизге кантип ыраазычылык айтарын билбей турган үй-бүлөнүн бактысын көрүп, биздин да көзүбүзгө жаш толду.</w:t>
-      </w:r>
-    </w:p>
-    <w:p>
-      <w:pPr>
-        <w:keepNext w:val="0"/>
-        <w:keepLines w:val="0"/>
-        <w:pageBreakBefore w:val="0"/>
-        <w:widowControl/>
-        <w:spacing w:line="269" w:lineRule="auto" w:after="120" w:before="0"/>
-      </w:pPr>
-      <w:r>
-        <w:rPr>
-          <w:rFonts w:ascii="Arial" w:hAnsi="Arial"/>
-          <w:color w:val="000000"/>
-          <w:sz w:val="22"/>
-          <w:lang w:val="ky-KG"/>
-        </w:rPr>
-        <w:t>Коштошордо айдоочудан канча карыз экенимди сурадым.</w:t>
-      </w:r>
-    </w:p>
-    <w:p>
-      <w:pPr>
-        <w:keepNext w:val="0"/>
-        <w:keepLines w:val="0"/>
-        <w:pageBreakBefore w:val="0"/>
-        <w:widowControl/>
-        <w:spacing w:line="269" w:lineRule="auto" w:after="120" w:before="0"/>
-      </w:pPr>
-      <w:r>
-        <w:rPr>
-          <w:rFonts w:ascii="Arial" w:hAnsi="Arial"/>
-          <w:color w:val="000000"/>
-          <w:sz w:val="22"/>
-          <w:lang w:val="ky-KG"/>
-        </w:rPr>
-        <w:t>Ал башын чайкады:</w:t>
-      </w:r>
-    </w:p>
-    <w:p>
-      <w:pPr>
-        <w:keepNext w:val="0"/>
-        <w:keepLines w:val="0"/>
-        <w:pageBreakBefore w:val="0"/>
-        <w:widowControl/>
-        <w:spacing w:line="269" w:lineRule="auto" w:after="120" w:before="0"/>
-      </w:pPr>
-      <w:r>
-        <w:rPr>
-          <w:rFonts w:ascii="Arial" w:hAnsi="Arial"/>
-          <w:color w:val="000000"/>
-          <w:sz w:val="22"/>
-          <w:lang w:val="ky-KG"/>
-        </w:rPr>
-        <w:t>— Сен карыз эмессиң, тескерисинче, мен сага карызмын, досум! — деди. — Сен мени ушундай жакшылыкка шерик кылдың. Балким, жыйырма жылдан бери ыйлабаган адамга ушул сонун сезимди тартууладың.</w:t>
-      </w:r>
-      <w:r>
-        <w:rPr>
-          <w:rFonts w:ascii="Arial" w:hAnsi="Arial"/>
-          <w:color w:val="000000"/>
-          <w:sz w:val="22"/>
-          <w:lang w:val="ky-KG"/>
-        </w:rPr>
-      </w:r>
-    </w:p>
-    <w:p>
-      <w:pPr>
-        <w:keepNext w:val="0"/>
-        <w:keepLines w:val="0"/>
-        <w:pageBreakBefore w:val="0"/>
-        <w:widowControl/>
-        <w:spacing w:line="269" w:lineRule="auto" w:after="120" w:before="0"/>
-      </w:pPr>
-      <w:r>
-        <w:rPr>
-          <w:rFonts w:ascii="Arial" w:hAnsi="Arial"/>
-          <w:color w:val="000000"/>
-          <w:sz w:val="22"/>
-          <w:lang w:val="ky-KG"/>
-        </w:rPr>
-        <w:t>Айдоочуну боорума кысып коштошкондо, түндүн суугун сезген жокмун жана үйгө жөө кайтууну чечтим.</w:t>
-      </w:r>
-    </w:p>
-    <w:p>
-      <w:pPr>
-        <w:keepNext/>
-        <w:keepLines w:val="0"/>
-        <w:pageBreakBefore w:val="0"/>
-        <w:widowControl/>
-        <w:spacing w:line="269" w:lineRule="auto" w:after="120" w:before="0"/>
-      </w:pPr>
-      <w:r>
-        <w:rPr>
-          <w:rFonts w:ascii="Arial" w:hAnsi="Arial"/>
-          <w:color w:val="000000"/>
-          <w:sz w:val="22"/>
-          <w:lang w:val="ky-KG"/>
-        </w:rPr>
-        <w:t>Ким билет? Балким, жолумдан дагы бир жардамыма муктаж адам чыгар?</w:t>
-      </w:r>
-    </w:p>
-    <w:p>
-      <w:pPr>
-        <w:keepNext w:val="0"/>
-        <w:keepLines w:val="0"/>
-        <w:pageBreakBefore w:val="0"/>
-        <w:widowControl/>
-        <w:spacing w:line="269" w:lineRule="auto" w:after="120" w:before="0"/>
-      </w:pPr>
-      <w:r>
-        <w:rPr>
-          <w:rFonts w:ascii="Arial" w:hAnsi="Arial"/>
-          <w:color w:val="000000"/>
-          <w:sz w:val="22"/>
-          <w:lang w:val="ky-KG"/>
-        </w:rPr>
-        <w:t>Сабак: Адамгерчилик боорукердиктин үстүнө курулат. Боорукердик — ыйлаган менен кошо ыйлоо эмес, көз жашын токтотуунун жолун табуу.</w:t>
-      </w:r>
-    </w:p>
-    <w:p>
-      <w:pPr>
-        <w:keepNext w:val="0"/>
-        <w:keepLines w:val="0"/>
-        <w:pageBreakBefore w:val="0"/>
-        <w:widowControl/>
-        <w:spacing w:line="269" w:lineRule="auto" w:after="160" w:before="0"/>
-      </w:pPr>
-      <w:r>
-        <w:rPr>
-          <w:rFonts w:ascii="Arial" w:hAnsi="Arial"/>
-          <w:i/>
-          <w:color w:val="000000"/>
-          <w:sz w:val="18"/>
-          <w:lang w:val="ky-KG"/>
-        </w:rPr>
-        <w:t>Аңгемелер ачык интернет булактарынан алынган, иллюстрациялар болсо ЖИ менен түзүлгөн.</w:t>
-      </w:r>
-    </w:p>
+        <w:t>Аңгемелер интернеттен чогултулуп, жасалма интеллекттин жардамы менен иштелип чыккан. Бардык сүрөттөр жасалма интеллект аркылуу түзүлгөн.</w:t>
+      </w:r>
+    </w:p>
+    <w:p/>
     <w:sectPr>
       <w:headerReference w:type="even" r:id="rId7"/>
       <w:headerReference w:type="default" r:id="rId8"/>
@@ -1169,7 +979,6 @@
     </w:pPr>
     <w:rPr>
       <w:rFonts w:asciiTheme="majorHAnsi" w:eastAsiaTheme="majorEastAsia" w:hAnsiTheme="majorHAnsi" w:cstheme="majorBidi"/>
-      <w:color w:val="000000"/>
       <w:sz w:val="40"/>
       <w:szCs w:val="40"/>
     </w:rPr>
@@ -1191,7 +1000,6 @@
     </w:pPr>
     <w:rPr>
       <w:rFonts w:asciiTheme="majorHAnsi" w:eastAsiaTheme="majorEastAsia" w:hAnsiTheme="majorHAnsi" w:cstheme="majorBidi"/>
-      <w:color w:val="000000"/>
       <w:sz w:val="32"/>
       <w:szCs w:val="32"/>
     </w:rPr>
@@ -1214,7 +1022,6 @@
     </w:pPr>
     <w:rPr>
       <w:rFonts w:eastAsiaTheme="majorEastAsia" w:cstheme="majorBidi"/>
-      <w:color w:val="000000"/>
       <w:sz w:val="28"/>
       <w:szCs w:val="28"/>
     </w:rPr>
@@ -1239,7 +1046,6 @@
       <w:rFonts w:eastAsiaTheme="majorEastAsia" w:cstheme="majorBidi"/>
       <w:i/>
       <w:iCs/>
-      <w:color w:val="000000"/>
     </w:rPr>
   </w:style>
   <w:style w:type="paragraph" w:styleId="Heading5">
@@ -1260,7 +1066,6 @@
     </w:pPr>
     <w:rPr>
       <w:rFonts w:eastAsiaTheme="majorEastAsia" w:cstheme="majorBidi"/>
-      <w:color w:val="000000"/>
     </w:rPr>
   </w:style>
   <w:style w:type="paragraph" w:styleId="Heading6">
@@ -1283,7 +1088,6 @@
       <w:rFonts w:eastAsiaTheme="majorEastAsia" w:cstheme="majorBidi"/>
       <w:i/>
       <w:iCs/>
-      <w:color w:val="000000"/>
     </w:rPr>
   </w:style>
   <w:style w:type="paragraph" w:styleId="Heading7">
@@ -1304,7 +1108,6 @@
     </w:pPr>
     <w:rPr>
       <w:rFonts w:eastAsiaTheme="majorEastAsia" w:cstheme="majorBidi"/>
-      <w:color w:val="000000"/>
     </w:rPr>
   </w:style>
   <w:style w:type="paragraph" w:styleId="Heading8">
@@ -1327,7 +1130,6 @@
       <w:rFonts w:eastAsiaTheme="majorEastAsia" w:cstheme="majorBidi"/>
       <w:i/>
       <w:iCs/>
-      <w:color w:val="000000"/>
     </w:rPr>
   </w:style>
   <w:style w:type="paragraph" w:styleId="Heading9">
@@ -1348,13 +1150,11 @@
     </w:pPr>
     <w:rPr>
       <w:rFonts w:eastAsiaTheme="majorEastAsia" w:cstheme="majorBidi"/>
-      <w:color w:val="000000"/>
     </w:rPr>
   </w:style>
   <w:style w:type="character" w:default="1" w:styleId="DefaultParagraphFont">
     <w:name w:val="Default Paragraph Font"/>
     <w:uiPriority w:val="1"/>
-    <w:semiHidden/>
     <w:unhideWhenUsed/>
   </w:style>
   <w:style w:type="table" w:default="1" w:styleId="TableNormal">
@@ -1510,7 +1310,6 @@
     </w:pPr>
     <w:rPr>
       <w:rFonts w:asciiTheme="majorHAnsi" w:eastAsiaTheme="majorEastAsia" w:hAnsiTheme="majorHAnsi" w:cstheme="majorBidi"/>
-      <w:color w:val="000000"/>
       <w:spacing w:val="-10"/>
       <w:kern w:val="28"/>
       <w:sz w:val="56"/>
@@ -1546,7 +1345,6 @@
     </w:pPr>
     <w:rPr>
       <w:rFonts w:eastAsiaTheme="majorEastAsia" w:cstheme="majorBidi"/>
-      <w:color w:val="000000"/>
       <w:spacing w:val="15"/>
       <w:sz w:val="28"/>
       <w:szCs w:val="28"/>
@@ -1581,7 +1379,6 @@
     <w:rPr>
       <w:i/>
       <w:iCs/>
-      <w:color w:val="000000"/>
     </w:rPr>
   </w:style>
   <w:style w:type="character" w:customStyle="1" w:styleId="QuoteChar">
@@ -1606,9 +1403,6 @@
       <w:ind w:left="720"/>
       <w:contextualSpacing/>
     </w:pPr>
-    <w:rPr>
-      <w:color w:val="000000"/>
-    </w:rPr>
   </w:style>
   <w:style w:type="character" w:styleId="IntenseEmphasis">
     <w:name w:val="Intense Emphasis"/>
@@ -1638,7 +1432,6 @@
     <w:rPr>
       <w:i/>
       <w:iCs/>
-      <w:color w:val="000000"/>
     </w:rPr>
   </w:style>
   <w:style w:type="character" w:customStyle="1" w:styleId="IntenseQuoteChar">
@@ -1678,9 +1471,6 @@
     <w:pPr>
       <w:spacing w:after="100"/>
     </w:pPr>
-    <w:rPr>
-      <w:color w:val="000000"/>
-    </w:rPr>
   </w:style>
   <w:style w:type="paragraph" w:customStyle="1" w:styleId="Moral">
     <w:name w:val="Moral"/>
@@ -1692,7 +1482,6 @@
     <w:rPr>
       <w:rFonts w:ascii="Arial" w:eastAsia="Arial" w:hAnsi="Arial"/>
       <w:i/>
-      <w:color w:val="000000"/>
       <w:kern w:val="0"/>
       <w:sz w:val="22"/>
       <w:szCs w:val="22"/>
@@ -1714,9 +1503,6 @@
       </w:tabs>
       <w:spacing w:after="0" w:line="240" w:lineRule="auto"/>
     </w:pPr>
-    <w:rPr>
-      <w:color w:val="000000"/>
-    </w:rPr>
   </w:style>
   <w:style w:type="character" w:customStyle="1" w:styleId="HeaderChar">
     <w:name w:val="Header Char"/>
@@ -1739,9 +1525,6 @@
       </w:tabs>
       <w:spacing w:after="0" w:line="240" w:lineRule="auto"/>
     </w:pPr>
-    <w:rPr>
-      <w:color w:val="000000"/>
-    </w:rPr>
   </w:style>
   <w:style w:type="character" w:customStyle="1" w:styleId="FooterChar">
     <w:name w:val="Footer Char"/>
@@ -1764,7 +1547,6 @@
     </w:pPr>
     <w:rPr>
       <w:rFonts w:eastAsiaTheme="minorEastAsia"/>
-      <w:color w:val="000000"/>
     </w:rPr>
   </w:style>
   <w:style w:type="paragraph" w:styleId="TOC3">
@@ -1781,7 +1563,6 @@
     </w:pPr>
     <w:rPr>
       <w:rFonts w:eastAsiaTheme="minorEastAsia"/>
-      <w:color w:val="000000"/>
     </w:rPr>
   </w:style>
   <w:style w:type="paragraph" w:styleId="TOC4">
@@ -1798,7 +1579,6 @@
     </w:pPr>
     <w:rPr>
       <w:rFonts w:eastAsiaTheme="minorEastAsia"/>
-      <w:color w:val="000000"/>
     </w:rPr>
   </w:style>
   <w:style w:type="paragraph" w:styleId="TOC5">
@@ -1815,7 +1595,6 @@
     </w:pPr>
     <w:rPr>
       <w:rFonts w:eastAsiaTheme="minorEastAsia"/>
-      <w:color w:val="000000"/>
     </w:rPr>
   </w:style>
   <w:style w:type="paragraph" w:styleId="TOC6">
@@ -1832,7 +1611,6 @@
     </w:pPr>
     <w:rPr>
       <w:rFonts w:eastAsiaTheme="minorEastAsia"/>
-      <w:color w:val="000000"/>
     </w:rPr>
   </w:style>
   <w:style w:type="paragraph" w:styleId="TOC7">
@@ -1849,7 +1627,6 @@
     </w:pPr>
     <w:rPr>
       <w:rFonts w:eastAsiaTheme="minorEastAsia"/>
-      <w:color w:val="000000"/>
     </w:rPr>
   </w:style>
   <w:style w:type="paragraph" w:styleId="TOC8">
@@ -1866,7 +1643,6 @@
     </w:pPr>
     <w:rPr>
       <w:rFonts w:eastAsiaTheme="minorEastAsia"/>
-      <w:color w:val="000000"/>
     </w:rPr>
   </w:style>
   <w:style w:type="paragraph" w:styleId="TOC9">
@@ -1883,7 +1659,6 @@
     </w:pPr>
     <w:rPr>
       <w:rFonts w:eastAsiaTheme="minorEastAsia"/>
-      <w:color w:val="000000"/>
     </w:rPr>
   </w:style>
   <w:style w:type="paragraph" w:styleId="TOCHeading">
@@ -1899,7 +1674,6 @@
       <w:outlineLvl w:val="9"/>
     </w:pPr>
     <w:rPr>
-      <w:color w:val="000000"/>
       <w:kern w:val="0"/>
       <w:sz w:val="32"/>
       <w:szCs w:val="32"/>

--- a/ky/wisdom-stories/compassion.docx
+++ b/ky/wisdom-stories/compassion.docx
@@ -43,7 +43,7 @@
     </w:p>
     <w:p>
       <w:r>
-        <w:t>Жыгылып кетпесин деп белинен сүйөп, акырын жакын жердеги такси токтоочу жайга жеткирдым.</w:t>
+        <w:t>Жыгылып кетпесин деп белинен сүйөп, акырын жакын жердеги такси токтоочу жайга жеткирдим.</w:t>
       </w:r>
     </w:p>
     <w:p>
@@ -136,7 +136,7 @@
         <w:t>Сабак:</w:t>
       </w:r>
       <w:r>
-        <w:t xml:space="preserve"> Боорукерлик бирөөгө боор ооруп коюу менен бүтпөйт. Ал токтоп, ал-жайын сурап, жардам колун сунуудан башталат. Кээде адамды айыптагандын ордуна жанына баруу бүтүндөй бир үй-бүлөнүн жашоосун өзгөртөт.</w:t>
+        <w:t xml:space="preserve"> Боорукердик бирөөгө боор ооруп коюу менен бүтпөйт. Ал токтоп, ал-жайын сурап, жардам колун сунуудан башталат. Кээде адамды айыптагандын ордуна жанына баруу бүтүндөй бир үй-бүлөнүн жашоосун өзгөртөт.</w:t>
       </w:r>
     </w:p>
     <w:p>
